--- a/CalendarioAgo26/Actividades/Actividad2_ACL/Actividad2_2/Act2_matricula.docx
+++ b/CalendarioAgo26/Actividades/Actividad2_ACL/Actividad2_2/Act2_matricula.docx
@@ -575,15 +575,58 @@
           <w:rFonts w:ascii="Arial" w:hAnsi="Arial" w:cs="Arial"/>
           <w:color w:val="0D0D0D" w:themeColor="text1" w:themeTint="F2"/>
         </w:rPr>
-        <w:t xml:space="preserve"> todos los equipos terminales</w:t>
+        <w:t xml:space="preserve"> </w:t>
       </w:r>
       <w:r>
         <w:rPr>
           <w:rFonts w:ascii="Arial" w:hAnsi="Arial" w:cs="Arial"/>
           <w:color w:val="0D0D0D" w:themeColor="text1" w:themeTint="F2"/>
         </w:rPr>
-        <w:t xml:space="preserve"> de la subred de </w:t>
-      </w:r>
+        <w:t>los dispositivos</w:t>
+      </w:r>
+      <w:r>
+        <w:rPr>
+          <w:rFonts w:ascii="Arial" w:hAnsi="Arial" w:cs="Arial"/>
+          <w:color w:val="0D0D0D" w:themeColor="text1" w:themeTint="F2"/>
+        </w:rPr>
+        <w:t xml:space="preserve"> terminales</w:t>
+      </w:r>
+      <w:r>
+        <w:rPr>
+          <w:rFonts w:ascii="Arial" w:hAnsi="Arial" w:cs="Arial"/>
+          <w:color w:val="0D0D0D" w:themeColor="text1" w:themeTint="F2"/>
+        </w:rPr>
+        <w:t xml:space="preserve"> de la</w:t>
+      </w:r>
+      <w:r>
+        <w:rPr>
+          <w:rFonts w:ascii="Arial" w:hAnsi="Arial" w:cs="Arial"/>
+          <w:color w:val="0D0D0D" w:themeColor="text1" w:themeTint="F2"/>
+        </w:rPr>
+        <w:t>s</w:t>
+      </w:r>
+      <w:r>
+        <w:rPr>
+          <w:rFonts w:ascii="Arial" w:hAnsi="Arial" w:cs="Arial"/>
+          <w:color w:val="0D0D0D" w:themeColor="text1" w:themeTint="F2"/>
+        </w:rPr>
+        <w:t xml:space="preserve"> subred</w:t>
+      </w:r>
+      <w:r>
+        <w:rPr>
+          <w:rFonts w:ascii="Arial" w:hAnsi="Arial" w:cs="Arial"/>
+          <w:color w:val="0D0D0D" w:themeColor="text1" w:themeTint="F2"/>
+        </w:rPr>
+        <w:t>es</w:t>
+      </w:r>
+      <w:r>
+        <w:rPr>
+          <w:rFonts w:ascii="Arial" w:hAnsi="Arial" w:cs="Arial"/>
+          <w:color w:val="0D0D0D" w:themeColor="text1" w:themeTint="F2"/>
+        </w:rPr>
+        <w:t xml:space="preserve"> de </w:t>
+      </w:r>
+      <w:proofErr w:type="gramStart"/>
       <w:r>
         <w:rPr>
           <w:rFonts w:ascii="Arial" w:hAnsi="Arial" w:cs="Arial"/>
@@ -591,7 +634,31 @@
           <w:bCs/>
           <w:color w:val="0D0D0D" w:themeColor="text1" w:themeTint="F2"/>
         </w:rPr>
-        <w:t>Directores y Servidores</w:t>
+        <w:t>Directores</w:t>
+      </w:r>
+      <w:proofErr w:type="gramEnd"/>
+      <w:r>
+        <w:rPr>
+          <w:rFonts w:ascii="Arial" w:hAnsi="Arial" w:cs="Arial"/>
+          <w:color w:val="0D0D0D" w:themeColor="text1" w:themeTint="F2"/>
+        </w:rPr>
+        <w:t xml:space="preserve"> y </w:t>
+      </w:r>
+      <w:r>
+        <w:rPr>
+          <w:rFonts w:ascii="Arial" w:hAnsi="Arial" w:cs="Arial"/>
+          <w:color w:val="0D0D0D" w:themeColor="text1" w:themeTint="F2"/>
+        </w:rPr>
+        <w:t xml:space="preserve">de </w:t>
+      </w:r>
+      <w:r>
+        <w:rPr>
+          <w:rFonts w:ascii="Arial" w:hAnsi="Arial" w:cs="Arial"/>
+          <w:b/>
+          <w:bCs/>
+          <w:color w:val="0D0D0D" w:themeColor="text1" w:themeTint="F2"/>
+        </w:rPr>
+        <w:t>Servidores</w:t>
       </w:r>
       <w:r>
         <w:rPr>
@@ -739,7 +806,23 @@
           <w:rFonts w:ascii="Arial" w:hAnsi="Arial" w:cs="Arial"/>
           <w:color w:val="0D0D0D" w:themeColor="text1" w:themeTint="F2"/>
         </w:rPr>
-        <w:t xml:space="preserve"> para instalar las ACLs y comprobar su funcionamiento correcto.</w:t>
+        <w:t xml:space="preserve"> para instalar las </w:t>
+      </w:r>
+      <w:proofErr w:type="spellStart"/>
+      <w:r>
+        <w:rPr>
+          <w:rFonts w:ascii="Arial" w:hAnsi="Arial" w:cs="Arial"/>
+          <w:color w:val="0D0D0D" w:themeColor="text1" w:themeTint="F2"/>
+        </w:rPr>
+        <w:t>ACLs</w:t>
+      </w:r>
+      <w:proofErr w:type="spellEnd"/>
+      <w:r>
+        <w:rPr>
+          <w:rFonts w:ascii="Arial" w:hAnsi="Arial" w:cs="Arial"/>
+          <w:color w:val="0D0D0D" w:themeColor="text1" w:themeTint="F2"/>
+        </w:rPr>
+        <w:t xml:space="preserve"> y comprobar su funcionamiento correcto.</w:t>
       </w:r>
     </w:p>
     <w:p>
@@ -827,13 +910,41 @@
           <w:szCs w:val="20"/>
         </w:rPr>
       </w:pPr>
+      <w:proofErr w:type="spellStart"/>
       <w:r>
         <w:rPr>
           <w:rFonts w:ascii="Arial" w:hAnsi="Arial" w:cs="Arial"/>
           <w:sz w:val="20"/>
           <w:szCs w:val="20"/>
         </w:rPr>
-        <w:t>router(config)#</w:t>
+        <w:t>router</w:t>
+      </w:r>
+      <w:proofErr w:type="spellEnd"/>
+      <w:r>
+        <w:rPr>
+          <w:rFonts w:ascii="Arial" w:hAnsi="Arial" w:cs="Arial"/>
+          <w:sz w:val="20"/>
+          <w:szCs w:val="20"/>
+        </w:rPr>
+        <w:t>(</w:t>
+      </w:r>
+      <w:proofErr w:type="spellStart"/>
+      <w:r>
+        <w:rPr>
+          <w:rFonts w:ascii="Arial" w:hAnsi="Arial" w:cs="Arial"/>
+          <w:sz w:val="20"/>
+          <w:szCs w:val="20"/>
+        </w:rPr>
+        <w:t>config</w:t>
+      </w:r>
+      <w:proofErr w:type="spellEnd"/>
+      <w:r>
+        <w:rPr>
+          <w:rFonts w:ascii="Arial" w:hAnsi="Arial" w:cs="Arial"/>
+          <w:sz w:val="20"/>
+          <w:szCs w:val="20"/>
+        </w:rPr>
+        <w:t>)#</w:t>
       </w:r>
     </w:p>
     <w:p>
@@ -869,7 +980,25 @@
           <w:sz w:val="20"/>
           <w:szCs w:val="20"/>
         </w:rPr>
-        <w:t xml:space="preserve">¿En qué router instalarás esta lista de control de acceso? </w:t>
+        <w:t xml:space="preserve">¿En qué </w:t>
+      </w:r>
+      <w:proofErr w:type="spellStart"/>
+      <w:r>
+        <w:rPr>
+          <w:rFonts w:ascii="Arial" w:hAnsi="Arial" w:cs="Arial"/>
+          <w:sz w:val="20"/>
+          <w:szCs w:val="20"/>
+        </w:rPr>
+        <w:t>router</w:t>
+      </w:r>
+      <w:proofErr w:type="spellEnd"/>
+      <w:r>
+        <w:rPr>
+          <w:rFonts w:ascii="Arial" w:hAnsi="Arial" w:cs="Arial"/>
+          <w:sz w:val="20"/>
+          <w:szCs w:val="20"/>
+        </w:rPr>
+        <w:t xml:space="preserve"> instalarás esta lista de control de acceso? </w:t>
       </w:r>
     </w:p>
     <w:p>
@@ -917,8 +1046,19 @@
           <w:szCs w:val="20"/>
           <w:lang w:val="en-US"/>
         </w:rPr>
-        <w:t>router(config-if)#</w:t>
-      </w:r>
+        <w:t>router(config-</w:t>
+      </w:r>
+      <w:proofErr w:type="gramStart"/>
+      <w:r>
+        <w:rPr>
+          <w:rFonts w:ascii="Arial" w:hAnsi="Arial" w:cs="Arial"/>
+          <w:sz w:val="20"/>
+          <w:szCs w:val="20"/>
+          <w:lang w:val="en-US"/>
+        </w:rPr>
+        <w:t>if)#</w:t>
+      </w:r>
+      <w:proofErr w:type="gramEnd"/>
     </w:p>
     <w:p>
       <w:pPr>
@@ -2532,7 +2672,23 @@
           <w:rFonts w:ascii="Arial" w:hAnsi="Arial" w:cs="Arial"/>
           <w:color w:val="0D0D0D" w:themeColor="text1" w:themeTint="F2"/>
         </w:rPr>
-        <w:t xml:space="preserve"> para instalar las ACLs y comprobar su funcionamiento correcto.</w:t>
+        <w:t xml:space="preserve"> para instalar las </w:t>
+      </w:r>
+      <w:proofErr w:type="spellStart"/>
+      <w:r>
+        <w:rPr>
+          <w:rFonts w:ascii="Arial" w:hAnsi="Arial" w:cs="Arial"/>
+          <w:color w:val="0D0D0D" w:themeColor="text1" w:themeTint="F2"/>
+        </w:rPr>
+        <w:t>ACLs</w:t>
+      </w:r>
+      <w:proofErr w:type="spellEnd"/>
+      <w:r>
+        <w:rPr>
+          <w:rFonts w:ascii="Arial" w:hAnsi="Arial" w:cs="Arial"/>
+          <w:color w:val="0D0D0D" w:themeColor="text1" w:themeTint="F2"/>
+        </w:rPr>
+        <w:t xml:space="preserve"> y comprobar su funcionamiento correcto.</w:t>
       </w:r>
     </w:p>
     <w:p>
@@ -2620,13 +2776,41 @@
           <w:szCs w:val="20"/>
         </w:rPr>
       </w:pPr>
+      <w:proofErr w:type="spellStart"/>
       <w:r>
         <w:rPr>
           <w:rFonts w:ascii="Arial" w:hAnsi="Arial" w:cs="Arial"/>
           <w:sz w:val="20"/>
           <w:szCs w:val="20"/>
         </w:rPr>
-        <w:t>router(config)#</w:t>
+        <w:t>router</w:t>
+      </w:r>
+      <w:proofErr w:type="spellEnd"/>
+      <w:r>
+        <w:rPr>
+          <w:rFonts w:ascii="Arial" w:hAnsi="Arial" w:cs="Arial"/>
+          <w:sz w:val="20"/>
+          <w:szCs w:val="20"/>
+        </w:rPr>
+        <w:t>(</w:t>
+      </w:r>
+      <w:proofErr w:type="spellStart"/>
+      <w:r>
+        <w:rPr>
+          <w:rFonts w:ascii="Arial" w:hAnsi="Arial" w:cs="Arial"/>
+          <w:sz w:val="20"/>
+          <w:szCs w:val="20"/>
+        </w:rPr>
+        <w:t>config</w:t>
+      </w:r>
+      <w:proofErr w:type="spellEnd"/>
+      <w:r>
+        <w:rPr>
+          <w:rFonts w:ascii="Arial" w:hAnsi="Arial" w:cs="Arial"/>
+          <w:sz w:val="20"/>
+          <w:szCs w:val="20"/>
+        </w:rPr>
+        <w:t>)#</w:t>
       </w:r>
     </w:p>
     <w:p>
@@ -2662,7 +2846,25 @@
           <w:sz w:val="20"/>
           <w:szCs w:val="20"/>
         </w:rPr>
-        <w:t xml:space="preserve">¿En qué router instalarás esta lista de control de acceso? </w:t>
+        <w:t xml:space="preserve">¿En qué </w:t>
+      </w:r>
+      <w:proofErr w:type="spellStart"/>
+      <w:r>
+        <w:rPr>
+          <w:rFonts w:ascii="Arial" w:hAnsi="Arial" w:cs="Arial"/>
+          <w:sz w:val="20"/>
+          <w:szCs w:val="20"/>
+        </w:rPr>
+        <w:t>router</w:t>
+      </w:r>
+      <w:proofErr w:type="spellEnd"/>
+      <w:r>
+        <w:rPr>
+          <w:rFonts w:ascii="Arial" w:hAnsi="Arial" w:cs="Arial"/>
+          <w:sz w:val="20"/>
+          <w:szCs w:val="20"/>
+        </w:rPr>
+        <w:t xml:space="preserve"> instalarás esta lista de control de acceso? </w:t>
       </w:r>
     </w:p>
     <w:p>
@@ -2710,8 +2912,19 @@
           <w:szCs w:val="20"/>
           <w:lang w:val="en-US"/>
         </w:rPr>
-        <w:t>router(config-if)#</w:t>
-      </w:r>
+        <w:t>router(config-</w:t>
+      </w:r>
+      <w:proofErr w:type="gramStart"/>
+      <w:r>
+        <w:rPr>
+          <w:rFonts w:ascii="Arial" w:hAnsi="Arial" w:cs="Arial"/>
+          <w:sz w:val="20"/>
+          <w:szCs w:val="20"/>
+          <w:lang w:val="en-US"/>
+        </w:rPr>
+        <w:t>if)#</w:t>
+      </w:r>
+      <w:proofErr w:type="gramEnd"/>
     </w:p>
     <w:p>
       <w:pPr>
@@ -6657,7 +6870,7 @@
       <w:lang w:val="en-US" w:eastAsia="en-US"/>
     </w:rPr>
   </w:style>
-  <w:style w:type="character" w:styleId="Textoennegrita">
+  <w:style w:type="character" w:styleId="Fuerte">
     <w:name w:val="Strong"/>
     <w:basedOn w:val="Fuentedeprrafopredeter"/>
     <w:uiPriority w:val="22"/>

--- a/CalendarioAgo26/Actividades/Actividad2_ACL/Actividad2_2/Act2_matricula.docx
+++ b/CalendarioAgo26/Actividades/Actividad2_ACL/Actividad2_2/Act2_matricula.docx
@@ -531,8 +531,6 @@
       <w:r>
         <w:rPr>
           <w:rFonts w:ascii="Arial" w:hAnsi="Arial" w:cs="Arial"/>
-          <w:b/>
-          <w:bCs/>
           <w:color w:val="0D0D0D" w:themeColor="text1" w:themeTint="F2"/>
           <w:lang w:val="es-MX"/>
         </w:rPr>
@@ -1121,7 +1119,15 @@
                 <w:b/>
                 <w:color w:val="000000"/>
               </w:rPr>
-              <w:t>Desde</w:t>
+              <w:t>De</w:t>
+            </w:r>
+            <w:r>
+              <w:rPr>
+                <w:rFonts w:ascii="Arial" w:hAnsi="Arial" w:cs="Arial"/>
+                <w:b/>
+                <w:color w:val="000000"/>
+              </w:rPr>
+              <w:t>sde</w:t>
             </w:r>
           </w:p>
         </w:tc>
@@ -1170,6 +1176,22 @@
                 <w:color w:val="000000"/>
               </w:rPr>
               <w:t>Dirección IP</w:t>
+            </w:r>
+            <w:r>
+              <w:rPr>
+                <w:rFonts w:ascii="Arial" w:hAnsi="Arial" w:cs="Arial"/>
+                <w:b/>
+                <w:color w:val="000000"/>
+              </w:rPr>
+              <w:t xml:space="preserve"> </w:t>
+            </w:r>
+            <w:r>
+              <w:rPr>
+                <w:rFonts w:ascii="Arial" w:hAnsi="Arial" w:cs="Arial"/>
+                <w:bCs/>
+                <w:color w:val="000000"/>
+              </w:rPr>
+              <w:t>(Hacia)</w:t>
             </w:r>
           </w:p>
         </w:tc>
@@ -1884,7 +1906,15 @@
                 <w:b/>
                 <w:color w:val="000000"/>
               </w:rPr>
-              <w:t>Desde</w:t>
+              <w:t>De</w:t>
+            </w:r>
+            <w:r>
+              <w:rPr>
+                <w:rFonts w:ascii="Arial" w:hAnsi="Arial" w:cs="Arial"/>
+                <w:b/>
+                <w:color w:val="000000"/>
+              </w:rPr>
+              <w:t>sde</w:t>
             </w:r>
           </w:p>
         </w:tc>
@@ -1933,6 +1963,22 @@
                 <w:color w:val="000000"/>
               </w:rPr>
               <w:t>Dirección IP</w:t>
+            </w:r>
+            <w:r>
+              <w:rPr>
+                <w:rFonts w:ascii="Arial" w:hAnsi="Arial" w:cs="Arial"/>
+                <w:b/>
+                <w:color w:val="000000"/>
+              </w:rPr>
+              <w:t xml:space="preserve"> </w:t>
+            </w:r>
+            <w:r>
+              <w:rPr>
+                <w:rFonts w:ascii="Arial" w:hAnsi="Arial" w:cs="Arial"/>
+                <w:bCs/>
+                <w:color w:val="000000"/>
+              </w:rPr>
+              <w:t>(Hacia)</w:t>
             </w:r>
           </w:p>
         </w:tc>
@@ -2479,14 +2525,14 @@
           <w:bCs/>
           <w:color w:val="0D0D0D" w:themeColor="text1" w:themeTint="F2"/>
         </w:rPr>
-        <w:t xml:space="preserve"> acceso extendida </w:t>
-      </w:r>
-      <w:r>
-        <w:rPr>
-          <w:rFonts w:ascii="Arial" w:hAnsi="Arial" w:cs="Arial"/>
-          <w:color w:val="0D0D0D" w:themeColor="text1" w:themeTint="F2"/>
-        </w:rPr>
-        <w:t xml:space="preserve">que únicamente </w:t>
+        <w:t xml:space="preserve"> </w:t>
+      </w:r>
+      <w:r>
+        <w:rPr>
+          <w:rFonts w:ascii="Arial" w:hAnsi="Arial" w:cs="Arial"/>
+          <w:color w:val="0D0D0D" w:themeColor="text1" w:themeTint="F2"/>
+        </w:rPr>
+        <w:t>acceso</w:t>
       </w:r>
       <w:r>
         <w:rPr>
@@ -2495,14 +2541,14 @@
           <w:bCs/>
           <w:color w:val="0D0D0D" w:themeColor="text1" w:themeTint="F2"/>
         </w:rPr>
-        <w:t>permita el acceso</w:t>
-      </w:r>
-      <w:r>
-        <w:rPr>
-          <w:rFonts w:ascii="Arial" w:hAnsi="Arial" w:cs="Arial"/>
-          <w:color w:val="0D0D0D" w:themeColor="text1" w:themeTint="F2"/>
-        </w:rPr>
-        <w:t xml:space="preserve"> al servidor </w:t>
+        <w:t xml:space="preserve"> extendida </w:t>
+      </w:r>
+      <w:r>
+        <w:rPr>
+          <w:rFonts w:ascii="Arial" w:hAnsi="Arial" w:cs="Arial"/>
+          <w:color w:val="0D0D0D" w:themeColor="text1" w:themeTint="F2"/>
+        </w:rPr>
+        <w:t xml:space="preserve">que únicamente </w:t>
       </w:r>
       <w:r>
         <w:rPr>
@@ -2511,14 +2557,21 @@
           <w:bCs/>
           <w:color w:val="0D0D0D" w:themeColor="text1" w:themeTint="F2"/>
         </w:rPr>
-        <w:t>Murillo</w:t>
-      </w:r>
-      <w:r>
-        <w:rPr>
-          <w:rFonts w:ascii="Arial" w:hAnsi="Arial" w:cs="Arial"/>
-          <w:color w:val="0D0D0D" w:themeColor="text1" w:themeTint="F2"/>
-        </w:rPr>
-        <w:t xml:space="preserve"> desde cualquier IP asociada con la subred de los </w:t>
+        <w:t xml:space="preserve">permita </w:t>
+      </w:r>
+      <w:r>
+        <w:rPr>
+          <w:rFonts w:ascii="Arial" w:hAnsi="Arial" w:cs="Arial"/>
+          <w:color w:val="0D0D0D" w:themeColor="text1" w:themeTint="F2"/>
+        </w:rPr>
+        <w:t>el acceso</w:t>
+      </w:r>
+      <w:r>
+        <w:rPr>
+          <w:rFonts w:ascii="Arial" w:hAnsi="Arial" w:cs="Arial"/>
+          <w:color w:val="0D0D0D" w:themeColor="text1" w:themeTint="F2"/>
+        </w:rPr>
+        <w:t xml:space="preserve"> al servidor </w:t>
       </w:r>
       <w:r>
         <w:rPr>
@@ -2527,14 +2580,14 @@
           <w:bCs/>
           <w:color w:val="0D0D0D" w:themeColor="text1" w:themeTint="F2"/>
         </w:rPr>
-        <w:t>Profesores</w:t>
-      </w:r>
-      <w:r>
-        <w:rPr>
-          <w:rFonts w:ascii="Arial" w:hAnsi="Arial" w:cs="Arial"/>
-          <w:color w:val="0D0D0D" w:themeColor="text1" w:themeTint="F2"/>
-        </w:rPr>
-        <w:t xml:space="preserve">, </w:t>
+        <w:t>Murillo</w:t>
+      </w:r>
+      <w:r>
+        <w:rPr>
+          <w:rFonts w:ascii="Arial" w:hAnsi="Arial" w:cs="Arial"/>
+          <w:color w:val="0D0D0D" w:themeColor="text1" w:themeTint="F2"/>
+        </w:rPr>
+        <w:t xml:space="preserve"> desde cualquier IP asociada con la subred de los </w:t>
       </w:r>
       <w:r>
         <w:rPr>
@@ -2543,7 +2596,7 @@
           <w:bCs/>
           <w:color w:val="0D0D0D" w:themeColor="text1" w:themeTint="F2"/>
         </w:rPr>
-        <w:t>impidiendo</w:t>
+        <w:t>Profesores</w:t>
       </w:r>
       <w:r>
         <w:rPr>
@@ -2552,7 +2605,39 @@
           <w:bCs/>
           <w:color w:val="0D0D0D" w:themeColor="text1" w:themeTint="F2"/>
         </w:rPr>
-        <w:t xml:space="preserve"> el acceso</w:t>
+        <w:t xml:space="preserve"> </w:t>
+      </w:r>
+      <w:r>
+        <w:rPr>
+          <w:rFonts w:ascii="Arial" w:hAnsi="Arial" w:cs="Arial"/>
+          <w:color w:val="0D0D0D" w:themeColor="text1" w:themeTint="F2"/>
+        </w:rPr>
+        <w:t>pero que</w:t>
+      </w:r>
+      <w:r>
+        <w:rPr>
+          <w:rFonts w:ascii="Arial" w:hAnsi="Arial" w:cs="Arial"/>
+          <w:b/>
+          <w:bCs/>
+          <w:color w:val="0D0D0D" w:themeColor="text1" w:themeTint="F2"/>
+        </w:rPr>
+        <w:t xml:space="preserve"> impida</w:t>
+      </w:r>
+      <w:r>
+        <w:rPr>
+          <w:rFonts w:ascii="Arial" w:hAnsi="Arial" w:cs="Arial"/>
+          <w:b/>
+          <w:bCs/>
+          <w:color w:val="0D0D0D" w:themeColor="text1" w:themeTint="F2"/>
+        </w:rPr>
+        <w:t xml:space="preserve"> </w:t>
+      </w:r>
+      <w:r>
+        <w:rPr>
+          <w:rFonts w:ascii="Arial" w:hAnsi="Arial" w:cs="Arial"/>
+          <w:color w:val="0D0D0D" w:themeColor="text1" w:themeTint="F2"/>
+        </w:rPr>
+        <w:t>el acceso</w:t>
       </w:r>
       <w:r>
         <w:rPr>
@@ -2981,7 +3066,15 @@
                 <w:b/>
                 <w:color w:val="000000"/>
               </w:rPr>
-              <w:t>Desde</w:t>
+              <w:t>De</w:t>
+            </w:r>
+            <w:r>
+              <w:rPr>
+                <w:rFonts w:ascii="Arial" w:hAnsi="Arial" w:cs="Arial"/>
+                <w:b/>
+                <w:color w:val="000000"/>
+              </w:rPr>
+              <w:t>sde</w:t>
             </w:r>
           </w:p>
         </w:tc>
@@ -3030,6 +3123,22 @@
                 <w:color w:val="000000"/>
               </w:rPr>
               <w:t>Dirección IP</w:t>
+            </w:r>
+            <w:r>
+              <w:rPr>
+                <w:rFonts w:ascii="Arial" w:hAnsi="Arial" w:cs="Arial"/>
+                <w:b/>
+                <w:color w:val="000000"/>
+              </w:rPr>
+              <w:t xml:space="preserve"> </w:t>
+            </w:r>
+            <w:r>
+              <w:rPr>
+                <w:rFonts w:ascii="Arial" w:hAnsi="Arial" w:cs="Arial"/>
+                <w:bCs/>
+                <w:color w:val="000000"/>
+              </w:rPr>
+              <w:t>(Hacia)</w:t>
             </w:r>
           </w:p>
         </w:tc>
@@ -3589,7 +3698,15 @@
                 <w:b/>
                 <w:color w:val="000000"/>
               </w:rPr>
-              <w:t>Desde</w:t>
+              <w:t>De</w:t>
+            </w:r>
+            <w:r>
+              <w:rPr>
+                <w:rFonts w:ascii="Arial" w:hAnsi="Arial" w:cs="Arial"/>
+                <w:b/>
+                <w:color w:val="000000"/>
+              </w:rPr>
+              <w:t>sde</w:t>
             </w:r>
           </w:p>
         </w:tc>
@@ -3638,6 +3755,22 @@
                 <w:color w:val="000000"/>
               </w:rPr>
               <w:t>Dirección IP</w:t>
+            </w:r>
+            <w:r>
+              <w:rPr>
+                <w:rFonts w:ascii="Arial" w:hAnsi="Arial" w:cs="Arial"/>
+                <w:b/>
+                <w:color w:val="000000"/>
+              </w:rPr>
+              <w:t xml:space="preserve"> </w:t>
+            </w:r>
+            <w:r>
+              <w:rPr>
+                <w:rFonts w:ascii="Arial" w:hAnsi="Arial" w:cs="Arial"/>
+                <w:bCs/>
+                <w:color w:val="000000"/>
+              </w:rPr>
+              <w:t>(Hacia)</w:t>
             </w:r>
           </w:p>
         </w:tc>
